--- a/chapters/07-confounding.docx
+++ b/chapters/07-confounding.docx
@@ -1910,10 +1910,12 @@
         <m:oMath>
           <m:r>
             <m:rPr>
-              <m:nor/>
               <m:sty m:val="p"/>
             </m:rPr>
             <m:t>E</m:t>
+          </m:r>
+          <m:r>
+            <m:t>​</m:t>
           </m:r>
           <m:d>
             <m:dPr>
@@ -1947,6 +1949,9 @@
             </m:e>
           </m:d>
           <m:r>
+            <m:t>​</m:t>
+          </m:r>
+          <m:r>
             <m:rPr>
               <m:sty m:val="p"/>
             </m:rPr>
@@ -1954,10 +1959,12 @@
           </m:r>
           <m:r>
             <m:rPr>
-              <m:nor/>
               <m:sty m:val="p"/>
             </m:rPr>
             <m:t>E</m:t>
+          </m:r>
+          <m:r>
+            <m:t>​</m:t>
           </m:r>
           <m:d>
             <m:dPr>
@@ -1991,6 +1998,9 @@
             </m:e>
           </m:d>
           <m:r>
+            <m:t>​</m:t>
+          </m:r>
+          <m:r>
             <m:rPr>
               <m:sty m:val="p"/>
             </m:rPr>
@@ -1998,10 +2008,12 @@
           </m:r>
           <m:r>
             <m:rPr>
-              <m:nor/>
               <m:sty m:val="p"/>
             </m:rPr>
             <m:t>E</m:t>
+          </m:r>
+          <m:r>
+            <m:t>​</m:t>
           </m:r>
           <m:d>
             <m:dPr>
@@ -2035,6 +2047,9 @@
             </m:e>
           </m:d>
           <m:r>
+            <m:t>​</m:t>
+          </m:r>
+          <m:r>
             <m:rPr>
               <m:sty m:val="p"/>
             </m:rPr>
@@ -2042,10 +2057,12 @@
           </m:r>
           <m:r>
             <m:rPr>
-              <m:nor/>
               <m:sty m:val="p"/>
             </m:rPr>
             <m:t>E</m:t>
+          </m:r>
+          <m:r>
+            <m:t>​</m:t>
           </m:r>
           <m:d>
             <m:dPr>
@@ -2078,6 +2095,9 @@
               </m:r>
             </m:e>
           </m:d>
+          <m:r>
+            <m:t>​</m:t>
+          </m:r>
         </m:oMath>
       </m:oMathPara>
     </w:p>
@@ -2186,10 +2206,12 @@
       <m:oMath>
         <m:r>
           <m:rPr>
-            <m:nor/>
             <m:sty m:val="p"/>
           </m:rPr>
           <m:t>E</m:t>
+        </m:r>
+        <m:r>
+          <m:t>​</m:t>
         </m:r>
         <m:d>
           <m:dPr>
@@ -2241,6 +2263,9 @@
           </m:e>
         </m:d>
         <m:r>
+          <m:t>​</m:t>
+        </m:r>
+        <m:r>
           <m:rPr>
             <m:sty m:val="p"/>
           </m:rPr>
@@ -2248,10 +2273,12 @@
         </m:r>
         <m:r>
           <m:rPr>
-            <m:nor/>
             <m:sty m:val="p"/>
           </m:rPr>
           <m:t>E</m:t>
+        </m:r>
+        <m:r>
+          <m:t>​</m:t>
         </m:r>
         <m:d>
           <m:dPr>
@@ -2302,6 +2329,9 @@
             </m:r>
           </m:e>
         </m:d>
+        <m:r>
+          <m:t>​</m:t>
+        </m:r>
       </m:oMath>
       <w:r>
         <w:t xml:space="preserve"> </w:t>
@@ -2427,10 +2457,12 @@
               <m:oMath>
                 <m:r>
                   <m:rPr>
-                    <m:nor/>
                     <m:sty m:val="p"/>
                   </m:rPr>
                   <m:t>E</m:t>
+                </m:r>
+                <m:r>
+                  <m:t>​</m:t>
                 </m:r>
                 <m:d>
                   <m:dPr>
@@ -2454,6 +2486,9 @@
                     </m:sSup>
                   </m:e>
                 </m:d>
+                <m:r>
+                  <m:t>​</m:t>
+                </m:r>
                 <m:r>
                   <m:rPr>
                     <m:sty m:val="p"/>
@@ -2480,13 +2515,15 @@
                   <m:e>
                     <m:r>
                       <m:rPr>
-                        <m:nor/>
                         <m:sty m:val="p"/>
                       </m:rPr>
                       <m:t>E</m:t>
                     </m:r>
                   </m:e>
                 </m:nary>
+                <m:r>
+                  <m:t>​</m:t>
+                </m:r>
                 <m:d>
                   <m:dPr>
                     <m:begChr m:val="["/>
@@ -2537,6 +2574,9 @@
                   </m:e>
                 </m:d>
                 <m:r>
+                  <m:t>​</m:t>
+                </m:r>
+                <m:r>
                   <m:rPr>
                     <m:sty m:val="p"/>
                   </m:rPr>
@@ -8863,10 +8903,12 @@
             <m:oMath>
               <m:r>
                 <m:rPr>
-                  <m:nor/>
                   <m:sty m:val="p"/>
                 </m:rPr>
                 <m:t>E</m:t>
+              </m:r>
+              <m:r>
+                <m:t>​</m:t>
               </m:r>
               <m:d>
                 <m:dPr>
@@ -8953,6 +8995,9 @@
                   </m:sSub>
                 </m:e>
               </m:d>
+              <m:r>
+                <m:t>​</m:t>
+              </m:r>
             </m:oMath>
             <w:r>
               <w:t xml:space="preserve">;</w:t>
@@ -9011,13 +9056,15 @@
                 <m:e>
                   <m:r>
                     <m:rPr>
-                      <m:nor/>
                       <m:sty m:val="p"/>
                     </m:rPr>
                     <m:t>E</m:t>
                   </m:r>
                 </m:e>
               </m:nary>
+              <m:r>
+                <m:t>​</m:t>
+              </m:r>
               <m:d>
                 <m:dPr>
                   <m:begChr m:val="["/>
@@ -9103,6 +9150,9 @@
                   </m:sSub>
                 </m:e>
               </m:d>
+              <m:r>
+                <m:t>​</m:t>
+              </m:r>
               <m:r>
                 <m:rPr>
                   <m:sty m:val="p"/>
@@ -9229,13 +9279,15 @@
                 <m:e>
                   <m:r>
                     <m:rPr>
-                      <m:nor/>
                       <m:sty m:val="p"/>
                     </m:rPr>
                     <m:t>E</m:t>
                   </m:r>
                 </m:e>
               </m:nary>
+              <m:r>
+                <m:t>​</m:t>
+              </m:r>
               <m:d>
                 <m:dPr>
                   <m:begChr m:val="["/>
@@ -9322,6 +9374,9 @@
                 </m:e>
               </m:d>
               <m:r>
+                <m:t>​</m:t>
+              </m:r>
+              <m:r>
                 <m:rPr>
                   <m:sty m:val="p"/>
                 </m:rPr>
@@ -9447,13 +9502,15 @@
                 <m:e>
                   <m:r>
                     <m:rPr>
-                      <m:nor/>
                       <m:sty m:val="p"/>
                     </m:rPr>
                     <m:t>E</m:t>
                   </m:r>
                 </m:e>
               </m:nary>
+              <m:r>
+                <m:t>​</m:t>
+              </m:r>
               <m:d>
                 <m:dPr>
                   <m:begChr m:val="["/>
@@ -9539,6 +9596,9 @@
                   </m:sSub>
                 </m:e>
               </m:d>
+              <m:r>
+                <m:t>​</m:t>
+              </m:r>
               <m:r>
                 <m:rPr>
                   <m:sty m:val="p"/>
@@ -11297,10 +11357,12 @@
             <m:oMath>
               <m:r>
                 <m:rPr>
-                  <m:nor/>
                   <m:sty m:val="p"/>
                 </m:rPr>
                 <m:t>E</m:t>
+              </m:r>
+              <m:r>
+                <m:t>​</m:t>
               </m:r>
               <m:d>
                 <m:dPr>
@@ -11360,6 +11422,9 @@
                   </m:r>
                 </m:e>
               </m:d>
+              <m:r>
+                <m:t>​</m:t>
+              </m:r>
             </m:oMath>
             <w:r>
               <w:t xml:space="preserve"> </w:t>
@@ -11373,10 +11438,12 @@
             <m:oMath>
               <m:r>
                 <m:rPr>
-                  <m:nor/>
                   <m:sty m:val="p"/>
                 </m:rPr>
                 <m:t>E</m:t>
+              </m:r>
+              <m:r>
+                <m:t>​</m:t>
               </m:r>
               <m:d>
                 <m:dPr>
@@ -11445,6 +11512,9 @@
                   </m:r>
                 </m:e>
               </m:d>
+              <m:r>
+                <m:t>​</m:t>
+              </m:r>
             </m:oMath>
             <w:r>
               <w:t xml:space="preserve">.</w:t>
@@ -14701,10 +14771,12 @@
             <m:oMath>
               <m:r>
                 <m:rPr>
-                  <m:nor/>
                   <m:sty m:val="p"/>
                 </m:rPr>
                 <m:t>E</m:t>
+              </m:r>
+              <m:r>
+                <m:t>​</m:t>
               </m:r>
               <m:d>
                 <m:dPr>
@@ -14738,6 +14810,9 @@
                 </m:e>
               </m:d>
               <m:r>
+                <m:t>​</m:t>
+              </m:r>
+              <m:r>
                 <m:rPr>
                   <m:sty m:val="p"/>
                 </m:rPr>
@@ -14745,10 +14820,12 @@
               </m:r>
               <m:r>
                 <m:rPr>
-                  <m:nor/>
                   <m:sty m:val="p"/>
                 </m:rPr>
                 <m:t>E</m:t>
+              </m:r>
+              <m:r>
+                <m:t>​</m:t>
               </m:r>
               <m:d>
                 <m:dPr>
@@ -14781,6 +14858,9 @@
                   </m:r>
                 </m:e>
               </m:d>
+              <m:r>
+                <m:t>​</m:t>
+              </m:r>
             </m:oMath>
             <w:r>
               <w:t xml:space="preserve"> </w:t>
@@ -14840,10 +14920,12 @@
             <m:oMath>
               <m:r>
                 <m:rPr>
-                  <m:nor/>
                   <m:sty m:val="p"/>
                 </m:rPr>
                 <m:t>E</m:t>
+              </m:r>
+              <m:r>
+                <m:t>​</m:t>
               </m:r>
               <m:d>
                 <m:dPr>
@@ -14886,6 +14968,9 @@
                 </m:e>
               </m:d>
               <m:r>
+                <m:t>​</m:t>
+              </m:r>
+              <m:r>
                 <m:rPr>
                   <m:sty m:val="p"/>
                 </m:rPr>
@@ -14893,10 +14978,12 @@
               </m:r>
               <m:r>
                 <m:rPr>
-                  <m:nor/>
                   <m:sty m:val="p"/>
                 </m:rPr>
                 <m:t>E</m:t>
+              </m:r>
+              <m:r>
+                <m:t>​</m:t>
               </m:r>
               <m:d>
                 <m:dPr>
@@ -14939,6 +15026,9 @@
                 </m:e>
               </m:d>
               <m:r>
+                <m:t>​</m:t>
+              </m:r>
+              <m:r>
                 <m:rPr>
                   <m:sty m:val="p"/>
                 </m:rPr>
@@ -14946,10 +15036,12 @@
               </m:r>
               <m:r>
                 <m:rPr>
-                  <m:nor/>
                   <m:sty m:val="p"/>
                 </m:rPr>
                 <m:t>E</m:t>
+              </m:r>
+              <m:r>
+                <m:t>​</m:t>
               </m:r>
               <m:d>
                 <m:dPr>
@@ -14983,6 +15075,9 @@
                 </m:e>
               </m:d>
               <m:r>
+                <m:t>​</m:t>
+              </m:r>
+              <m:r>
                 <m:rPr>
                   <m:sty m:val="p"/>
                 </m:rPr>
@@ -14990,10 +15085,12 @@
               </m:r>
               <m:r>
                 <m:rPr>
-                  <m:nor/>
                   <m:sty m:val="p"/>
                 </m:rPr>
                 <m:t>E</m:t>
+              </m:r>
+              <m:r>
+                <m:t>​</m:t>
               </m:r>
               <m:d>
                 <m:dPr>
@@ -15026,6 +15123,9 @@
                   </m:r>
                 </m:e>
               </m:d>
+              <m:r>
+                <m:t>​</m:t>
+              </m:r>
             </m:oMath>
             <w:r>
               <w:t xml:space="preserve">,</w:t>

--- a/chapters/07-confounding.docx
+++ b/chapters/07-confounding.docx
@@ -1910,6 +1910,7 @@
         <m:oMath>
           <m:r>
             <m:rPr>
+              <m:scr m:val="double-struck"/>
               <m:sty m:val="p"/>
             </m:rPr>
             <m:t>E</m:t>
@@ -1959,6 +1960,7 @@
           </m:r>
           <m:r>
             <m:rPr>
+              <m:scr m:val="double-struck"/>
               <m:sty m:val="p"/>
             </m:rPr>
             <m:t>E</m:t>
@@ -2008,6 +2010,7 @@
           </m:r>
           <m:r>
             <m:rPr>
+              <m:scr m:val="double-struck"/>
               <m:sty m:val="p"/>
             </m:rPr>
             <m:t>E</m:t>
@@ -2057,6 +2060,7 @@
           </m:r>
           <m:r>
             <m:rPr>
+              <m:scr m:val="double-struck"/>
               <m:sty m:val="p"/>
             </m:rPr>
             <m:t>E</m:t>
@@ -2206,6 +2210,7 @@
       <m:oMath>
         <m:r>
           <m:rPr>
+            <m:scr m:val="double-struck"/>
             <m:sty m:val="p"/>
           </m:rPr>
           <m:t>E</m:t>
@@ -2273,6 +2278,7 @@
         </m:r>
         <m:r>
           <m:rPr>
+            <m:scr m:val="double-struck"/>
             <m:sty m:val="p"/>
           </m:rPr>
           <m:t>E</m:t>
@@ -2457,6 +2463,7 @@
               <m:oMath>
                 <m:r>
                   <m:rPr>
+                    <m:scr m:val="double-struck"/>
                     <m:sty m:val="p"/>
                   </m:rPr>
                   <m:t>E</m:t>
@@ -2515,67 +2522,68 @@
                   <m:e>
                     <m:r>
                       <m:rPr>
+                        <m:scr m:val="double-struck"/>
                         <m:sty m:val="p"/>
                       </m:rPr>
                       <m:t>E</m:t>
                     </m:r>
+                    <m:r>
+                      <m:t>​</m:t>
+                    </m:r>
+                    <m:d>
+                      <m:dPr>
+                        <m:begChr m:val="["/>
+                        <m:sepChr m:val=""/>
+                        <m:endChr m:val="]"/>
+                        <m:grow/>
+                      </m:dPr>
+                      <m:e>
+                        <m:r>
+                          <m:t>Y</m:t>
+                        </m:r>
+                        <m:r>
+                          <m:rPr>
+                            <m:sty m:val="p"/>
+                          </m:rPr>
+                          <m:t>∣</m:t>
+                        </m:r>
+                        <m:r>
+                          <m:t>L</m:t>
+                        </m:r>
+                        <m:r>
+                          <m:rPr>
+                            <m:sty m:val="p"/>
+                          </m:rPr>
+                          <m:t>=</m:t>
+                        </m:r>
+                        <m:r>
+                          <m:t>l</m:t>
+                        </m:r>
+                        <m:r>
+                          <m:rPr>
+                            <m:sty m:val="p"/>
+                          </m:rPr>
+                          <m:t>,</m:t>
+                        </m:r>
+                        <m:r>
+                          <m:t>A</m:t>
+                        </m:r>
+                        <m:r>
+                          <m:rPr>
+                            <m:sty m:val="p"/>
+                          </m:rPr>
+                          <m:t>=</m:t>
+                        </m:r>
+                        <m:r>
+                          <m:t>a</m:t>
+                        </m:r>
+                      </m:e>
+                    </m:d>
+                    <m:r>
+                      <m:t>​</m:t>
+                    </m:r>
                   </m:e>
                 </m:nary>
-                <m:r>
-                  <m:t>​</m:t>
-                </m:r>
-                <m:d>
-                  <m:dPr>
-                    <m:begChr m:val="["/>
-                    <m:sepChr m:val=""/>
-                    <m:endChr m:val="]"/>
-                    <m:grow/>
-                  </m:dPr>
-                  <m:e>
-                    <m:r>
-                      <m:t>Y</m:t>
-                    </m:r>
-                    <m:r>
-                      <m:rPr>
-                        <m:sty m:val="p"/>
-                      </m:rPr>
-                      <m:t>∣</m:t>
-                    </m:r>
-                    <m:r>
-                      <m:t>L</m:t>
-                    </m:r>
-                    <m:r>
-                      <m:rPr>
-                        <m:sty m:val="p"/>
-                      </m:rPr>
-                      <m:t>=</m:t>
-                    </m:r>
-                    <m:r>
-                      <m:t>l</m:t>
-                    </m:r>
-                    <m:r>
-                      <m:rPr>
-                        <m:sty m:val="p"/>
-                      </m:rPr>
-                      <m:t>,</m:t>
-                    </m:r>
-                    <m:r>
-                      <m:t>A</m:t>
-                    </m:r>
-                    <m:r>
-                      <m:rPr>
-                        <m:sty m:val="p"/>
-                      </m:rPr>
-                      <m:t>=</m:t>
-                    </m:r>
-                    <m:r>
-                      <m:t>a</m:t>
-                    </m:r>
-                  </m:e>
-                </m:d>
-                <m:r>
-                  <m:t>​</m:t>
-                </m:r>
                 <m:r>
                   <m:rPr>
                     <m:sty m:val="p"/>
@@ -8903,6 +8911,7 @@
             <m:oMath>
               <m:r>
                 <m:rPr>
+                  <m:scr m:val="double-struck"/>
                   <m:sty m:val="p"/>
                 </m:rPr>
                 <m:t>E</m:t>
@@ -9056,103 +9065,104 @@
                 <m:e>
                   <m:r>
                     <m:rPr>
+                      <m:scr m:val="double-struck"/>
                       <m:sty m:val="p"/>
                     </m:rPr>
                     <m:t>E</m:t>
                   </m:r>
-                </m:e>
-              </m:nary>
-              <m:r>
-                <m:t>​</m:t>
-              </m:r>
-              <m:d>
-                <m:dPr>
-                  <m:begChr m:val="["/>
-                  <m:sepChr m:val=""/>
-                  <m:endChr m:val="]"/>
-                  <m:grow/>
-                </m:dPr>
-                <m:e>
-                  <m:r>
-                    <m:t>Y</m:t>
-                  </m:r>
-                  <m:r>
-                    <m:rPr>
-                      <m:sty m:val="p"/>
-                    </m:rPr>
-                    <m:t>∣</m:t>
-                  </m:r>
-                  <m:r>
-                    <m:t>A</m:t>
-                  </m:r>
-                  <m:r>
-                    <m:rPr>
-                      <m:sty m:val="p"/>
-                    </m:rPr>
-                    <m:t>=</m:t>
-                  </m:r>
-                  <m:r>
-                    <m:t>a</m:t>
-                  </m:r>
-                  <m:r>
-                    <m:rPr>
-                      <m:sty m:val="p"/>
-                    </m:rPr>
-                    <m:t>,</m:t>
-                  </m:r>
-                  <m:r>
-                    <m:t>L</m:t>
-                  </m:r>
-                  <m:r>
-                    <m:rPr>
-                      <m:sty m:val="p"/>
-                    </m:rPr>
-                    <m:t>=</m:t>
-                  </m:r>
-                  <m:r>
-                    <m:t>l</m:t>
-                  </m:r>
-                  <m:r>
-                    <m:rPr>
-                      <m:sty m:val="p"/>
-                    </m:rPr>
-                    <m:t>,</m:t>
-                  </m:r>
-                  <m:sSub>
+                  <m:r>
+                    <m:t>​</m:t>
+                  </m:r>
+                  <m:d>
+                    <m:dPr>
+                      <m:begChr m:val="["/>
+                      <m:sepChr m:val=""/>
+                      <m:endChr m:val="]"/>
+                      <m:grow/>
+                    </m:dPr>
                     <m:e>
+                      <m:r>
+                        <m:t>Y</m:t>
+                      </m:r>
+                      <m:r>
+                        <m:rPr>
+                          <m:sty m:val="p"/>
+                        </m:rPr>
+                        <m:t>∣</m:t>
+                      </m:r>
+                      <m:r>
+                        <m:t>A</m:t>
+                      </m:r>
+                      <m:r>
+                        <m:rPr>
+                          <m:sty m:val="p"/>
+                        </m:rPr>
+                        <m:t>=</m:t>
+                      </m:r>
+                      <m:r>
+                        <m:t>a</m:t>
+                      </m:r>
+                      <m:r>
+                        <m:rPr>
+                          <m:sty m:val="p"/>
+                        </m:rPr>
+                        <m:t>,</m:t>
+                      </m:r>
                       <m:r>
                         <m:t>L</m:t>
                       </m:r>
-                    </m:e>
-                    <m:sub>
                       <m:r>
-                        <m:t>2</m:t>
+                        <m:rPr>
+                          <m:sty m:val="p"/>
+                        </m:rPr>
+                        <m:t>=</m:t>
                       </m:r>
-                    </m:sub>
-                  </m:sSub>
-                  <m:r>
-                    <m:rPr>
-                      <m:sty m:val="p"/>
-                    </m:rPr>
-                    <m:t>=</m:t>
-                  </m:r>
-                  <m:sSub>
-                    <m:e>
                       <m:r>
                         <m:t>l</m:t>
                       </m:r>
+                      <m:r>
+                        <m:rPr>
+                          <m:sty m:val="p"/>
+                        </m:rPr>
+                        <m:t>,</m:t>
+                      </m:r>
+                      <m:sSub>
+                        <m:e>
+                          <m:r>
+                            <m:t>L</m:t>
+                          </m:r>
+                        </m:e>
+                        <m:sub>
+                          <m:r>
+                            <m:t>2</m:t>
+                          </m:r>
+                        </m:sub>
+                      </m:sSub>
+                      <m:r>
+                        <m:rPr>
+                          <m:sty m:val="p"/>
+                        </m:rPr>
+                        <m:t>=</m:t>
+                      </m:r>
+                      <m:sSub>
+                        <m:e>
+                          <m:r>
+                            <m:t>l</m:t>
+                          </m:r>
+                        </m:e>
+                        <m:sub>
+                          <m:r>
+                            <m:t>2</m:t>
+                          </m:r>
+                        </m:sub>
+                      </m:sSub>
                     </m:e>
-                    <m:sub>
-                      <m:r>
-                        <m:t>2</m:t>
-                      </m:r>
-                    </m:sub>
-                  </m:sSub>
+                  </m:d>
+                  <m:r>
+                    <m:t>​</m:t>
+                  </m:r>
                 </m:e>
-              </m:d>
-              <m:r>
-                <m:t>​</m:t>
-              </m:r>
+              </m:nary>
               <m:r>
                 <m:rPr>
                   <m:sty m:val="p"/>
@@ -9279,103 +9289,104 @@
                 <m:e>
                   <m:r>
                     <m:rPr>
+                      <m:scr m:val="double-struck"/>
                       <m:sty m:val="p"/>
                     </m:rPr>
                     <m:t>E</m:t>
                   </m:r>
-                </m:e>
-              </m:nary>
-              <m:r>
-                <m:t>​</m:t>
-              </m:r>
-              <m:d>
-                <m:dPr>
-                  <m:begChr m:val="["/>
-                  <m:sepChr m:val=""/>
-                  <m:endChr m:val="]"/>
-                  <m:grow/>
-                </m:dPr>
-                <m:e>
-                  <m:r>
-                    <m:t>Y</m:t>
-                  </m:r>
-                  <m:r>
-                    <m:rPr>
-                      <m:sty m:val="p"/>
-                    </m:rPr>
-                    <m:t>∣</m:t>
-                  </m:r>
-                  <m:r>
-                    <m:t>A</m:t>
-                  </m:r>
-                  <m:r>
-                    <m:rPr>
-                      <m:sty m:val="p"/>
-                    </m:rPr>
-                    <m:t>=</m:t>
-                  </m:r>
-                  <m:r>
-                    <m:t>a</m:t>
-                  </m:r>
-                  <m:r>
-                    <m:rPr>
-                      <m:sty m:val="p"/>
-                    </m:rPr>
-                    <m:t>,</m:t>
-                  </m:r>
-                  <m:r>
-                    <m:t>L</m:t>
-                  </m:r>
-                  <m:r>
-                    <m:rPr>
-                      <m:sty m:val="p"/>
-                    </m:rPr>
-                    <m:t>=</m:t>
-                  </m:r>
-                  <m:r>
-                    <m:t>l</m:t>
-                  </m:r>
-                  <m:r>
-                    <m:rPr>
-                      <m:sty m:val="p"/>
-                    </m:rPr>
-                    <m:t>,</m:t>
-                  </m:r>
-                  <m:sSub>
+                  <m:r>
+                    <m:t>​</m:t>
+                  </m:r>
+                  <m:d>
+                    <m:dPr>
+                      <m:begChr m:val="["/>
+                      <m:sepChr m:val=""/>
+                      <m:endChr m:val="]"/>
+                      <m:grow/>
+                    </m:dPr>
                     <m:e>
+                      <m:r>
+                        <m:t>Y</m:t>
+                      </m:r>
+                      <m:r>
+                        <m:rPr>
+                          <m:sty m:val="p"/>
+                        </m:rPr>
+                        <m:t>∣</m:t>
+                      </m:r>
+                      <m:r>
+                        <m:t>A</m:t>
+                      </m:r>
+                      <m:r>
+                        <m:rPr>
+                          <m:sty m:val="p"/>
+                        </m:rPr>
+                        <m:t>=</m:t>
+                      </m:r>
+                      <m:r>
+                        <m:t>a</m:t>
+                      </m:r>
+                      <m:r>
+                        <m:rPr>
+                          <m:sty m:val="p"/>
+                        </m:rPr>
+                        <m:t>,</m:t>
+                      </m:r>
                       <m:r>
                         <m:t>L</m:t>
                       </m:r>
-                    </m:e>
-                    <m:sub>
                       <m:r>
-                        <m:t>2</m:t>
+                        <m:rPr>
+                          <m:sty m:val="p"/>
+                        </m:rPr>
+                        <m:t>=</m:t>
                       </m:r>
-                    </m:sub>
-                  </m:sSub>
-                  <m:r>
-                    <m:rPr>
-                      <m:sty m:val="p"/>
-                    </m:rPr>
-                    <m:t>=</m:t>
-                  </m:r>
-                  <m:sSub>
-                    <m:e>
                       <m:r>
                         <m:t>l</m:t>
                       </m:r>
+                      <m:r>
+                        <m:rPr>
+                          <m:sty m:val="p"/>
+                        </m:rPr>
+                        <m:t>,</m:t>
+                      </m:r>
+                      <m:sSub>
+                        <m:e>
+                          <m:r>
+                            <m:t>L</m:t>
+                          </m:r>
+                        </m:e>
+                        <m:sub>
+                          <m:r>
+                            <m:t>2</m:t>
+                          </m:r>
+                        </m:sub>
+                      </m:sSub>
+                      <m:r>
+                        <m:rPr>
+                          <m:sty m:val="p"/>
+                        </m:rPr>
+                        <m:t>=</m:t>
+                      </m:r>
+                      <m:sSub>
+                        <m:e>
+                          <m:r>
+                            <m:t>l</m:t>
+                          </m:r>
+                        </m:e>
+                        <m:sub>
+                          <m:r>
+                            <m:t>2</m:t>
+                          </m:r>
+                        </m:sub>
+                      </m:sSub>
                     </m:e>
-                    <m:sub>
-                      <m:r>
-                        <m:t>2</m:t>
-                      </m:r>
-                    </m:sub>
-                  </m:sSub>
+                  </m:d>
+                  <m:r>
+                    <m:t>​</m:t>
+                  </m:r>
                 </m:e>
-              </m:d>
-              <m:r>
-                <m:t>​</m:t>
-              </m:r>
+              </m:nary>
               <m:r>
                 <m:rPr>
                   <m:sty m:val="p"/>
@@ -9502,103 +9513,104 @@
                 <m:e>
                   <m:r>
                     <m:rPr>
+                      <m:scr m:val="double-struck"/>
                       <m:sty m:val="p"/>
                     </m:rPr>
                     <m:t>E</m:t>
                   </m:r>
-                </m:e>
-              </m:nary>
-              <m:r>
-                <m:t>​</m:t>
-              </m:r>
-              <m:d>
-                <m:dPr>
-                  <m:begChr m:val="["/>
-                  <m:sepChr m:val=""/>
-                  <m:endChr m:val="]"/>
-                  <m:grow/>
-                </m:dPr>
-                <m:e>
-                  <m:r>
-                    <m:t>Y</m:t>
-                  </m:r>
-                  <m:r>
-                    <m:rPr>
-                      <m:sty m:val="p"/>
-                    </m:rPr>
-                    <m:t>∣</m:t>
-                  </m:r>
-                  <m:r>
-                    <m:t>A</m:t>
-                  </m:r>
-                  <m:r>
-                    <m:rPr>
-                      <m:sty m:val="p"/>
-                    </m:rPr>
-                    <m:t>=</m:t>
-                  </m:r>
-                  <m:r>
-                    <m:t>a</m:t>
-                  </m:r>
-                  <m:r>
-                    <m:rPr>
-                      <m:sty m:val="p"/>
-                    </m:rPr>
-                    <m:t>,</m:t>
-                  </m:r>
-                  <m:r>
-                    <m:t>L</m:t>
-                  </m:r>
-                  <m:r>
-                    <m:rPr>
-                      <m:sty m:val="p"/>
-                    </m:rPr>
-                    <m:t>=</m:t>
-                  </m:r>
-                  <m:r>
-                    <m:t>l</m:t>
-                  </m:r>
-                  <m:r>
-                    <m:rPr>
-                      <m:sty m:val="p"/>
-                    </m:rPr>
-                    <m:t>,</m:t>
-                  </m:r>
-                  <m:sSub>
+                  <m:r>
+                    <m:t>​</m:t>
+                  </m:r>
+                  <m:d>
+                    <m:dPr>
+                      <m:begChr m:val="["/>
+                      <m:sepChr m:val=""/>
+                      <m:endChr m:val="]"/>
+                      <m:grow/>
+                    </m:dPr>
                     <m:e>
+                      <m:r>
+                        <m:t>Y</m:t>
+                      </m:r>
+                      <m:r>
+                        <m:rPr>
+                          <m:sty m:val="p"/>
+                        </m:rPr>
+                        <m:t>∣</m:t>
+                      </m:r>
+                      <m:r>
+                        <m:t>A</m:t>
+                      </m:r>
+                      <m:r>
+                        <m:rPr>
+                          <m:sty m:val="p"/>
+                        </m:rPr>
+                        <m:t>=</m:t>
+                      </m:r>
+                      <m:r>
+                        <m:t>a</m:t>
+                      </m:r>
+                      <m:r>
+                        <m:rPr>
+                          <m:sty m:val="p"/>
+                        </m:rPr>
+                        <m:t>,</m:t>
+                      </m:r>
                       <m:r>
                         <m:t>L</m:t>
                       </m:r>
-                    </m:e>
-                    <m:sub>
                       <m:r>
-                        <m:t>2</m:t>
+                        <m:rPr>
+                          <m:sty m:val="p"/>
+                        </m:rPr>
+                        <m:t>=</m:t>
                       </m:r>
-                    </m:sub>
-                  </m:sSub>
-                  <m:r>
-                    <m:rPr>
-                      <m:sty m:val="p"/>
-                    </m:rPr>
-                    <m:t>=</m:t>
-                  </m:r>
-                  <m:sSub>
-                    <m:e>
                       <m:r>
                         <m:t>l</m:t>
                       </m:r>
+                      <m:r>
+                        <m:rPr>
+                          <m:sty m:val="p"/>
+                        </m:rPr>
+                        <m:t>,</m:t>
+                      </m:r>
+                      <m:sSub>
+                        <m:e>
+                          <m:r>
+                            <m:t>L</m:t>
+                          </m:r>
+                        </m:e>
+                        <m:sub>
+                          <m:r>
+                            <m:t>2</m:t>
+                          </m:r>
+                        </m:sub>
+                      </m:sSub>
+                      <m:r>
+                        <m:rPr>
+                          <m:sty m:val="p"/>
+                        </m:rPr>
+                        <m:t>=</m:t>
+                      </m:r>
+                      <m:sSub>
+                        <m:e>
+                          <m:r>
+                            <m:t>l</m:t>
+                          </m:r>
+                        </m:e>
+                        <m:sub>
+                          <m:r>
+                            <m:t>2</m:t>
+                          </m:r>
+                        </m:sub>
+                      </m:sSub>
                     </m:e>
-                    <m:sub>
-                      <m:r>
-                        <m:t>2</m:t>
-                      </m:r>
-                    </m:sub>
-                  </m:sSub>
+                  </m:d>
+                  <m:r>
+                    <m:t>​</m:t>
+                  </m:r>
                 </m:e>
-              </m:d>
-              <m:r>
-                <m:t>​</m:t>
-              </m:r>
+              </m:nary>
               <m:r>
                 <m:rPr>
                   <m:sty m:val="p"/>
@@ -11357,6 +11369,7 @@
             <m:oMath>
               <m:r>
                 <m:rPr>
+                  <m:scr m:val="double-struck"/>
                   <m:sty m:val="p"/>
                 </m:rPr>
                 <m:t>E</m:t>
@@ -11438,6 +11451,7 @@
             <m:oMath>
               <m:r>
                 <m:rPr>
+                  <m:scr m:val="double-struck"/>
                   <m:sty m:val="p"/>
                 </m:rPr>
                 <m:t>E</m:t>
@@ -14771,6 +14785,7 @@
             <m:oMath>
               <m:r>
                 <m:rPr>
+                  <m:scr m:val="double-struck"/>
                   <m:sty m:val="p"/>
                 </m:rPr>
                 <m:t>E</m:t>
@@ -14820,6 +14835,7 @@
               </m:r>
               <m:r>
                 <m:rPr>
+                  <m:scr m:val="double-struck"/>
                   <m:sty m:val="p"/>
                 </m:rPr>
                 <m:t>E</m:t>
@@ -14920,6 +14936,7 @@
             <m:oMath>
               <m:r>
                 <m:rPr>
+                  <m:scr m:val="double-struck"/>
                   <m:sty m:val="p"/>
                 </m:rPr>
                 <m:t>E</m:t>
@@ -14978,6 +14995,7 @@
               </m:r>
               <m:r>
                 <m:rPr>
+                  <m:scr m:val="double-struck"/>
                   <m:sty m:val="p"/>
                 </m:rPr>
                 <m:t>E</m:t>
@@ -15036,6 +15054,7 @@
               </m:r>
               <m:r>
                 <m:rPr>
+                  <m:scr m:val="double-struck"/>
                   <m:sty m:val="p"/>
                 </m:rPr>
                 <m:t>E</m:t>
@@ -15085,6 +15104,7 @@
               </m:r>
               <m:r>
                 <m:rPr>
+                  <m:scr m:val="double-struck"/>
                   <m:sty m:val="p"/>
                 </m:rPr>
                 <m:t>E</m:t>
